--- a/submission-report.docx
+++ b/submission-report.docx
@@ -19,7 +19,7 @@
         </w:numPr>
       </w:pPr>
       <w:r>
-        <w:t xml:space="preserve">Submission generated at 09/19/2026 at 00:25:05</w:t>
+        <w:t xml:space="preserve">Submission generated at 09/19/2026 at 00:27:04</w:t>
       </w:r>
     </w:p>
     <w:p>
@@ -44159,7 +44159,7 @@
         <w:pStyle w:val="FirstParagraph"/>
       </w:pPr>
       <w:r>
-        <w:t xml:space="preserve">Report generated on 09/19/2026 at 00:25:06</w:t>
+        <w:t xml:space="preserve">Report generated on 09/19/2026 at 00:27:06</w:t>
       </w:r>
     </w:p>
     <w:p>
@@ -44184,7 +44184,7 @@
         <w:pStyle w:val="FirstParagraph"/>
       </w:pPr>
       <w:r>
-        <w:t xml:space="preserve">SHA-256 Hash of the report: 615f6c01cd3624a56c235b97956f601861b02515a09f0722a7800f07d29ab2a4</w:t>
+        <w:t xml:space="preserve">SHA-256 Hash of the report: 788bd008003f534479e250f64ccceb9c907a9ca5a0b21223e844ba7c22ca636d</w:t>
       </w:r>
     </w:p>
     <w:p>
